--- a/styles/reference.docx
+++ b/styles/reference.docx
@@ -33927,6 +33927,17 @@
       <w:jc w:val="right"/>
     </w:pPr>
   </w:style>
+  <w:style w:type="paragraph" w:styleId="ispDoiBadge">
+    <w:name w:val="ispDoiBadge"/>
+    <w:basedOn w:val="ispTextmain"/>
+    <w:qFormat/>
+    <w:pPr>
+      <w:spacing w:before="0" w:after="0"/>
+      <w:tabs>
+        <w:tab w:val="right" w:pos="7938"/>
+      </w:tabs>
+    </w:pPr>
+  </w:style>
 </w:styles>
 </file>
 
